--- a/klagomål/A 22191-2025 FSC-klagomål.docx
+++ b/klagomål/A 22191-2025 FSC-klagomål.docx
@@ -684,7 +684,7 @@
     <w:r>
       <w:tab/>
       <w:tab/>
-      <w:t>2025-05-09</w:t>
+      <w:t>2025-05-10</w:t>
       <w:br/>
       <w:br/>
     </w:r>

--- a/klagomål/A 22191-2025 FSC-klagomål.docx
+++ b/klagomål/A 22191-2025 FSC-klagomål.docx
@@ -684,7 +684,7 @@
     <w:r>
       <w:tab/>
       <w:tab/>
-      <w:t>2025-05-10</w:t>
+      <w:t>2025-05-11</w:t>
       <w:br/>
       <w:br/>
     </w:r>

--- a/klagomål/A 22191-2025 FSC-klagomål.docx
+++ b/klagomål/A 22191-2025 FSC-klagomål.docx
@@ -684,7 +684,7 @@
     <w:r>
       <w:tab/>
       <w:tab/>
-      <w:t>2025-05-11</w:t>
+      <w:t>2025-05-12</w:t>
       <w:br/>
       <w:br/>
     </w:r>

--- a/klagomål/A 22191-2025 FSC-klagomål.docx
+++ b/klagomål/A 22191-2025 FSC-klagomål.docx
@@ -684,7 +684,7 @@
     <w:r>
       <w:tab/>
       <w:tab/>
-      <w:t>2025-05-12</w:t>
+      <w:t>2025-05-13</w:t>
       <w:br/>
       <w:br/>
     </w:r>

--- a/klagomål/A 22191-2025 FSC-klagomål.docx
+++ b/klagomål/A 22191-2025 FSC-klagomål.docx
@@ -684,7 +684,7 @@
     <w:r>
       <w:tab/>
       <w:tab/>
-      <w:t>2025-05-13</w:t>
+      <w:t>2025-05-14</w:t>
       <w:br/>
       <w:br/>
     </w:r>

--- a/klagomål/A 22191-2025 FSC-klagomål.docx
+++ b/klagomål/A 22191-2025 FSC-klagomål.docx
@@ -684,7 +684,7 @@
     <w:r>
       <w:tab/>
       <w:tab/>
-      <w:t>2025-05-14</w:t>
+      <w:t>2025-05-15</w:t>
       <w:br/>
       <w:br/>
     </w:r>

--- a/klagomål/A 22191-2025 FSC-klagomål.docx
+++ b/klagomål/A 22191-2025 FSC-klagomål.docx
@@ -684,7 +684,7 @@
     <w:r>
       <w:tab/>
       <w:tab/>
-      <w:t>2025-05-15</w:t>
+      <w:t>2025-05-16</w:t>
       <w:br/>
       <w:br/>
     </w:r>

--- a/klagomål/A 22191-2025 FSC-klagomål.docx
+++ b/klagomål/A 22191-2025 FSC-klagomål.docx
@@ -684,7 +684,7 @@
     <w:r>
       <w:tab/>
       <w:tab/>
-      <w:t>2025-05-16</w:t>
+      <w:t>2025-05-17</w:t>
       <w:br/>
       <w:br/>
     </w:r>

--- a/klagomål/A 22191-2025 FSC-klagomål.docx
+++ b/klagomål/A 22191-2025 FSC-klagomål.docx
@@ -684,7 +684,7 @@
     <w:r>
       <w:tab/>
       <w:tab/>
-      <w:t>2025-05-17</w:t>
+      <w:t>2025-05-18</w:t>
       <w:br/>
       <w:br/>
     </w:r>

--- a/klagomål/A 22191-2025 FSC-klagomål.docx
+++ b/klagomål/A 22191-2025 FSC-klagomål.docx
@@ -684,7 +684,7 @@
     <w:r>
       <w:tab/>
       <w:tab/>
-      <w:t>2025-05-18</w:t>
+      <w:t>2025-05-19</w:t>
       <w:br/>
       <w:br/>
     </w:r>

--- a/klagomål/A 22191-2025 FSC-klagomål.docx
+++ b/klagomål/A 22191-2025 FSC-klagomål.docx
@@ -684,7 +684,7 @@
     <w:r>
       <w:tab/>
       <w:tab/>
-      <w:t>2025-05-19</w:t>
+      <w:t>2025-05-20</w:t>
       <w:br/>
       <w:br/>
     </w:r>

--- a/klagomål/A 22191-2025 FSC-klagomål.docx
+++ b/klagomål/A 22191-2025 FSC-klagomål.docx
@@ -684,7 +684,7 @@
     <w:r>
       <w:tab/>
       <w:tab/>
-      <w:t>2025-05-20</w:t>
+      <w:t>2025-05-21</w:t>
       <w:br/>
       <w:br/>
     </w:r>

--- a/klagomål/A 22191-2025 FSC-klagomål.docx
+++ b/klagomål/A 22191-2025 FSC-klagomål.docx
@@ -684,7 +684,7 @@
     <w:r>
       <w:tab/>
       <w:tab/>
-      <w:t>2025-05-21</w:t>
+      <w:t>2025-05-22</w:t>
       <w:br/>
       <w:br/>
     </w:r>

--- a/klagomål/A 22191-2025 FSC-klagomål.docx
+++ b/klagomål/A 22191-2025 FSC-klagomål.docx
@@ -684,7 +684,7 @@
     <w:r>
       <w:tab/>
       <w:tab/>
-      <w:t>2025-05-22</w:t>
+      <w:t>2025-05-23</w:t>
       <w:br/>
       <w:br/>
     </w:r>

--- a/klagomål/A 22191-2025 FSC-klagomål.docx
+++ b/klagomål/A 22191-2025 FSC-klagomål.docx
@@ -684,7 +684,7 @@
     <w:r>
       <w:tab/>
       <w:tab/>
-      <w:t>2025-05-23</w:t>
+      <w:t>2025-05-24</w:t>
       <w:br/>
       <w:br/>
     </w:r>

--- a/klagomål/A 22191-2025 FSC-klagomål.docx
+++ b/klagomål/A 22191-2025 FSC-klagomål.docx
@@ -684,7 +684,7 @@
     <w:r>
       <w:tab/>
       <w:tab/>
-      <w:t>2025-05-24</w:t>
+      <w:t>2025-05-25</w:t>
       <w:br/>
       <w:br/>
     </w:r>

--- a/klagomål/A 22191-2025 FSC-klagomål.docx
+++ b/klagomål/A 22191-2025 FSC-klagomål.docx
@@ -684,7 +684,7 @@
     <w:r>
       <w:tab/>
       <w:tab/>
-      <w:t>2025-05-25</w:t>
+      <w:t>2025-05-26</w:t>
       <w:br/>
       <w:br/>
     </w:r>

--- a/klagomål/A 22191-2025 FSC-klagomål.docx
+++ b/klagomål/A 22191-2025 FSC-klagomål.docx
@@ -684,7 +684,7 @@
     <w:r>
       <w:tab/>
       <w:tab/>
-      <w:t>2025-05-26</w:t>
+      <w:t>2025-05-27</w:t>
       <w:br/>
       <w:br/>
     </w:r>

--- a/klagomål/A 22191-2025 FSC-klagomål.docx
+++ b/klagomål/A 22191-2025 FSC-klagomål.docx
@@ -684,7 +684,7 @@
     <w:r>
       <w:tab/>
       <w:tab/>
-      <w:t>2025-05-27</w:t>
+      <w:t>2025-05-30</w:t>
       <w:br/>
       <w:br/>
     </w:r>

--- a/klagomål/A 22191-2025 FSC-klagomål.docx
+++ b/klagomål/A 22191-2025 FSC-klagomål.docx
@@ -684,7 +684,7 @@
     <w:r>
       <w:tab/>
       <w:tab/>
-      <w:t>2025-05-30</w:t>
+      <w:t>2025-06-01</w:t>
       <w:br/>
       <w:br/>
     </w:r>

--- a/klagomål/A 22191-2025 FSC-klagomål.docx
+++ b/klagomål/A 22191-2025 FSC-klagomål.docx
@@ -684,7 +684,7 @@
     <w:r>
       <w:tab/>
       <w:tab/>
-      <w:t>2025-06-01</w:t>
+      <w:t>2025-06-02</w:t>
       <w:br/>
       <w:br/>
     </w:r>

--- a/klagomål/A 22191-2025 FSC-klagomål.docx
+++ b/klagomål/A 22191-2025 FSC-klagomål.docx
@@ -684,7 +684,7 @@
     <w:r>
       <w:tab/>
       <w:tab/>
-      <w:t>2025-06-02</w:t>
+      <w:t>2025-06-03</w:t>
       <w:br/>
       <w:br/>
     </w:r>

--- a/klagomål/A 22191-2025 FSC-klagomål.docx
+++ b/klagomål/A 22191-2025 FSC-klagomål.docx
@@ -684,7 +684,7 @@
     <w:r>
       <w:tab/>
       <w:tab/>
-      <w:t>2025-06-03</w:t>
+      <w:t>2025-06-04</w:t>
       <w:br/>
       <w:br/>
     </w:r>

--- a/klagomål/A 22191-2025 FSC-klagomål.docx
+++ b/klagomål/A 22191-2025 FSC-klagomål.docx
@@ -684,7 +684,7 @@
     <w:r>
       <w:tab/>
       <w:tab/>
-      <w:t>2025-06-04</w:t>
+      <w:t>2025-06-05</w:t>
       <w:br/>
       <w:br/>
     </w:r>

--- a/klagomål/A 22191-2025 FSC-klagomål.docx
+++ b/klagomål/A 22191-2025 FSC-klagomål.docx
@@ -673,7 +673,7 @@
     <w:r>
       <w:tab/>
       <w:tab/>
-      <w:t>2025-06-13</w:t>
+      <w:t>2025-06-15</w:t>
       <w:br/>
       <w:br/>
     </w:r>

--- a/klagomål/A 22191-2025 FSC-klagomål.docx
+++ b/klagomål/A 22191-2025 FSC-klagomål.docx
@@ -673,7 +673,7 @@
     <w:r>
       <w:tab/>
       <w:tab/>
-      <w:t>2025-06-15</w:t>
+      <w:t>2025-06-16</w:t>
       <w:br/>
       <w:br/>
     </w:r>

--- a/klagomål/A 22191-2025 FSC-klagomål.docx
+++ b/klagomål/A 22191-2025 FSC-klagomål.docx
@@ -673,7 +673,7 @@
     <w:r>
       <w:tab/>
       <w:tab/>
-      <w:t>2025-06-16</w:t>
+      <w:t>2025-06-17</w:t>
       <w:br/>
       <w:br/>
     </w:r>

--- a/klagomål/A 22191-2025 FSC-klagomål.docx
+++ b/klagomål/A 22191-2025 FSC-klagomål.docx
@@ -191,7 +191,7 @@
     </w:p>
     <w:p>
       <w:r>
-        <w:t>I avverkningsanmälan har följande 2 naturvårdsarter hittats: kolflarnlav (NT) och vedflamlav (NT). Av dessa är 2 rödlistade. För rödlistade arter har rödlistekategorin angivits inom parentes.</w:t>
+        <w:t>I avverkningsanmälan har följande 3 naturvårdsarter hittats: kolflarnlav (NT), tallticka (NT) och vedflamlav (NT). Av dessa är 3 rödlistade. För rödlistade arter har rödlistekategorin angivits inom parentes.</w:t>
       </w:r>
     </w:p>
     <w:p>
@@ -255,6 +255,17 @@
       </w:r>
       <w:r>
         <w:t xml:space="preserve"> är brandberoende och växer nästan uteslutande på kolad hård kärnved av tall. Etableringen verkar ske först 100–300 år efter brand och nytt substrat nybildas i mycket begränsad omfattning. Avverkning av tallskog av naturskogskaraktär med spår av återkommande bränder är ett hot och mängden lämplig ved att växa på för arten minskar dels på grund av naturlig nedbrytning men framförallt på grund av att det förstörs i samband med slutavverkningar, gallringar och markberedning. Såväl kolflarnlav som mörk kolflarnlav har glänsande bålfjäll och förekommer främst i tall- och blandbarrskogar av naturskogskaraktär med spår av återkommande bränder. Skogar som dessa hyser höga biologiska värden och bör skyddas (SLU Artdatabanken, 2024).</w:t>
+      </w:r>
+    </w:p>
+    <w:p>
+      <w:r>
+        <w:rPr>
+          <w:b/>
+        </w:rPr>
+        <w:t xml:space="preserve">Tallticka (NT) </w:t>
+      </w:r>
+      <w:r>
+        <w:t>uppträder först på tallar som är 100–150 år gamla men är vanligast på träd som är runt 150–200 år eller äldre. I skogslandskapet är den främst knuten till tallnaturskogar och restbiotoper med biologiskt gamla träd och signalerar vanligtvis skyddsvärda tallbestånd med höga naturvärden (SLU Artdatabanken, 2023; Nitare &amp; Skogsstyrelsen, 2019).</w:t>
       </w:r>
     </w:p>
     <w:p>
@@ -358,7 +369,7 @@
         <w:rPr>
           <w:i/>
         </w:rPr>
-        <w:t>I det avverkningsanmälda skogsområdet har 2 naturvårdsarter varav 2 rödlistade arter sina livsmiljöer och växtplatser.</w:t>
+        <w:t>I det avverkningsanmälda skogsområdet har 3 naturvårdsarter varav 3 rödlistade arter sina livsmiljöer och växtplatser.</w:t>
       </w:r>
     </w:p>
     <w:p>
@@ -673,7 +684,7 @@
     <w:r>
       <w:tab/>
       <w:tab/>
-      <w:t>2025-06-17</w:t>
+      <w:t>2025-06-18</w:t>
       <w:br/>
       <w:br/>
     </w:r>

--- a/klagomål/A 22191-2025 FSC-klagomål.docx
+++ b/klagomål/A 22191-2025 FSC-klagomål.docx
@@ -684,7 +684,7 @@
     <w:r>
       <w:tab/>
       <w:tab/>
-      <w:t>2025-06-18</w:t>
+      <w:t>2025-06-19</w:t>
       <w:br/>
       <w:br/>
     </w:r>

--- a/klagomål/A 22191-2025 FSC-klagomål.docx
+++ b/klagomål/A 22191-2025 FSC-klagomål.docx
@@ -684,7 +684,7 @@
     <w:r>
       <w:tab/>
       <w:tab/>
-      <w:t>2025-06-19</w:t>
+      <w:t>2025-06-20</w:t>
       <w:br/>
       <w:br/>
     </w:r>

--- a/klagomål/A 22191-2025 FSC-klagomål.docx
+++ b/klagomål/A 22191-2025 FSC-klagomål.docx
@@ -684,7 +684,7 @@
     <w:r>
       <w:tab/>
       <w:tab/>
-      <w:t>2025-06-20</w:t>
+      <w:t>2025-06-21</w:t>
       <w:br/>
       <w:br/>
     </w:r>

--- a/klagomål/A 22191-2025 FSC-klagomål.docx
+++ b/klagomål/A 22191-2025 FSC-klagomål.docx
@@ -684,7 +684,7 @@
     <w:r>
       <w:tab/>
       <w:tab/>
-      <w:t>2025-06-21</w:t>
+      <w:t>2025-06-22</w:t>
       <w:br/>
       <w:br/>
     </w:r>

--- a/klagomål/A 22191-2025 FSC-klagomål.docx
+++ b/klagomål/A 22191-2025 FSC-klagomål.docx
@@ -684,7 +684,7 @@
     <w:r>
       <w:tab/>
       <w:tab/>
-      <w:t>2025-06-22</w:t>
+      <w:t>2025-06-23</w:t>
       <w:br/>
       <w:br/>
     </w:r>

--- a/klagomål/A 22191-2025 FSC-klagomål.docx
+++ b/klagomål/A 22191-2025 FSC-klagomål.docx
@@ -684,7 +684,7 @@
     <w:r>
       <w:tab/>
       <w:tab/>
-      <w:t>2025-06-23</w:t>
+      <w:t>2025-06-24</w:t>
       <w:br/>
       <w:br/>
     </w:r>

--- a/klagomål/A 22191-2025 FSC-klagomål.docx
+++ b/klagomål/A 22191-2025 FSC-klagomål.docx
@@ -684,7 +684,7 @@
     <w:r>
       <w:tab/>
       <w:tab/>
-      <w:t>2025-06-24</w:t>
+      <w:t>2025-06-25</w:t>
       <w:br/>
       <w:br/>
     </w:r>

--- a/klagomål/A 22191-2025 FSC-klagomål.docx
+++ b/klagomål/A 22191-2025 FSC-klagomål.docx
@@ -684,7 +684,7 @@
     <w:r>
       <w:tab/>
       <w:tab/>
-      <w:t>2025-06-25</w:t>
+      <w:t>2025-06-26</w:t>
       <w:br/>
       <w:br/>
     </w:r>

--- a/klagomål/A 22191-2025 FSC-klagomål.docx
+++ b/klagomål/A 22191-2025 FSC-klagomål.docx
@@ -684,7 +684,7 @@
     <w:r>
       <w:tab/>
       <w:tab/>
-      <w:t>2025-06-26</w:t>
+      <w:t>2025-06-27</w:t>
       <w:br/>
       <w:br/>
     </w:r>

--- a/klagomål/A 22191-2025 FSC-klagomål.docx
+++ b/klagomål/A 22191-2025 FSC-klagomål.docx
@@ -684,7 +684,7 @@
     <w:r>
       <w:tab/>
       <w:tab/>
-      <w:t>2025-06-27</w:t>
+      <w:t>2025-06-28</w:t>
       <w:br/>
       <w:br/>
     </w:r>

--- a/klagomål/A 22191-2025 FSC-klagomål.docx
+++ b/klagomål/A 22191-2025 FSC-klagomål.docx
@@ -684,7 +684,7 @@
     <w:r>
       <w:tab/>
       <w:tab/>
-      <w:t>2025-06-28</w:t>
+      <w:t>2025-06-29</w:t>
       <w:br/>
       <w:br/>
     </w:r>

--- a/klagomål/A 22191-2025 FSC-klagomål.docx
+++ b/klagomål/A 22191-2025 FSC-klagomål.docx
@@ -684,7 +684,7 @@
     <w:r>
       <w:tab/>
       <w:tab/>
-      <w:t>2025-06-29</w:t>
+      <w:t>2025-06-30</w:t>
       <w:br/>
       <w:br/>
     </w:r>

--- a/klagomål/A 22191-2025 FSC-klagomål.docx
+++ b/klagomål/A 22191-2025 FSC-klagomål.docx
@@ -684,7 +684,7 @@
     <w:r>
       <w:tab/>
       <w:tab/>
-      <w:t>2025-06-30</w:t>
+      <w:t>2025-07-01</w:t>
       <w:br/>
       <w:br/>
     </w:r>

--- a/klagomål/A 22191-2025 FSC-klagomål.docx
+++ b/klagomål/A 22191-2025 FSC-klagomål.docx
@@ -684,7 +684,7 @@
     <w:r>
       <w:tab/>
       <w:tab/>
-      <w:t>2025-07-01</w:t>
+      <w:t>2025-07-02</w:t>
       <w:br/>
       <w:br/>
     </w:r>

--- a/klagomål/A 22191-2025 FSC-klagomål.docx
+++ b/klagomål/A 22191-2025 FSC-klagomål.docx
@@ -684,7 +684,7 @@
     <w:r>
       <w:tab/>
       <w:tab/>
-      <w:t>2025-07-02</w:t>
+      <w:t>2025-07-03</w:t>
       <w:br/>
       <w:br/>
     </w:r>

--- a/klagomål/A 22191-2025 FSC-klagomål.docx
+++ b/klagomål/A 22191-2025 FSC-klagomål.docx
@@ -684,7 +684,7 @@
     <w:r>
       <w:tab/>
       <w:tab/>
-      <w:t>2025-07-03</w:t>
+      <w:t>2025-07-04</w:t>
       <w:br/>
       <w:br/>
     </w:r>

--- a/klagomål/A 22191-2025 FSC-klagomål.docx
+++ b/klagomål/A 22191-2025 FSC-klagomål.docx
@@ -684,7 +684,7 @@
     <w:r>
       <w:tab/>
       <w:tab/>
-      <w:t>2025-07-04</w:t>
+      <w:t>2025-07-05</w:t>
       <w:br/>
       <w:br/>
     </w:r>

--- a/klagomål/A 22191-2025 FSC-klagomål.docx
+++ b/klagomål/A 22191-2025 FSC-klagomål.docx
@@ -684,7 +684,7 @@
     <w:r>
       <w:tab/>
       <w:tab/>
-      <w:t>2025-07-05</w:t>
+      <w:t>2025-07-06</w:t>
       <w:br/>
       <w:br/>
     </w:r>

--- a/klagomål/A 22191-2025 FSC-klagomål.docx
+++ b/klagomål/A 22191-2025 FSC-klagomål.docx
@@ -684,7 +684,7 @@
     <w:r>
       <w:tab/>
       <w:tab/>
-      <w:t>2025-07-06</w:t>
+      <w:t>2025-07-07</w:t>
       <w:br/>
       <w:br/>
     </w:r>

--- a/klagomål/A 22191-2025 FSC-klagomål.docx
+++ b/klagomål/A 22191-2025 FSC-klagomål.docx
@@ -684,7 +684,7 @@
     <w:r>
       <w:tab/>
       <w:tab/>
-      <w:t>2025-07-07</w:t>
+      <w:t>2025-07-08</w:t>
       <w:br/>
       <w:br/>
     </w:r>

--- a/klagomål/A 22191-2025 FSC-klagomål.docx
+++ b/klagomål/A 22191-2025 FSC-klagomål.docx
@@ -684,7 +684,7 @@
     <w:r>
       <w:tab/>
       <w:tab/>
-      <w:t>2025-07-08</w:t>
+      <w:t>2025-07-09</w:t>
       <w:br/>
       <w:br/>
     </w:r>

--- a/klagomål/A 22191-2025 FSC-klagomål.docx
+++ b/klagomål/A 22191-2025 FSC-klagomål.docx
@@ -684,7 +684,7 @@
     <w:r>
       <w:tab/>
       <w:tab/>
-      <w:t>2025-07-09</w:t>
+      <w:t>2025-07-11</w:t>
       <w:br/>
       <w:br/>
     </w:r>

--- a/klagomål/A 22191-2025 FSC-klagomål.docx
+++ b/klagomål/A 22191-2025 FSC-klagomål.docx
@@ -684,7 +684,7 @@
     <w:r>
       <w:tab/>
       <w:tab/>
-      <w:t>2025-07-11</w:t>
+      <w:t>2025-07-12</w:t>
       <w:br/>
       <w:br/>
     </w:r>

--- a/klagomål/A 22191-2025 FSC-klagomål.docx
+++ b/klagomål/A 22191-2025 FSC-klagomål.docx
@@ -684,7 +684,7 @@
     <w:r>
       <w:tab/>
       <w:tab/>
-      <w:t>2025-07-12</w:t>
+      <w:t>2025-07-13</w:t>
       <w:br/>
       <w:br/>
     </w:r>

--- a/klagomål/A 22191-2025 FSC-klagomål.docx
+++ b/klagomål/A 22191-2025 FSC-klagomål.docx
@@ -684,7 +684,7 @@
     <w:r>
       <w:tab/>
       <w:tab/>
-      <w:t>2025-07-13</w:t>
+      <w:t>2025-07-14</w:t>
       <w:br/>
       <w:br/>
     </w:r>

--- a/klagomål/A 22191-2025 FSC-klagomål.docx
+++ b/klagomål/A 22191-2025 FSC-klagomål.docx
@@ -684,7 +684,7 @@
     <w:r>
       <w:tab/>
       <w:tab/>
-      <w:t>2025-08-06</w:t>
+      <w:t>2025-08-09</w:t>
       <w:br/>
       <w:br/>
     </w:r>

--- a/klagomål/A 22191-2025 FSC-klagomål.docx
+++ b/klagomål/A 22191-2025 FSC-klagomål.docx
@@ -168,7 +168,7 @@
     </w:p>
     <w:p>
       <w:r>
-        <w:t>Detta dokument behandlar höga naturvärden i avverkningsanmälan A 22191-2025 i Älvdalens kommun. Denna avverkningsanmälan inkom 2025-05-08 och omfattar 1,7 ha.</w:t>
+        <w:t>Detta dokument behandlar höga naturvärden i avverkningsanmälan A 22191-2025 i Älvdalens kommun. Denna avverkningsanmälan inkom 2025-05-08 15:04:27 och omfattar 1,7 ha.</w:t>
       </w:r>
     </w:p>
     <w:p>

--- a/klagomål/A 22191-2025 FSC-klagomål.docx
+++ b/klagomål/A 22191-2025 FSC-klagomål.docx
@@ -684,7 +684,7 @@
     <w:r>
       <w:tab/>
       <w:tab/>
-      <w:t>2025-08-09</w:t>
+      <w:t>2025-08-10</w:t>
       <w:br/>
       <w:br/>
     </w:r>

--- a/klagomål/A 22191-2025 FSC-klagomål.docx
+++ b/klagomål/A 22191-2025 FSC-klagomål.docx
@@ -684,7 +684,7 @@
     <w:r>
       <w:tab/>
       <w:tab/>
-      <w:t>2025-08-10</w:t>
+      <w:t>2025-08-11</w:t>
       <w:br/>
       <w:br/>
     </w:r>

--- a/klagomål/A 22191-2025 FSC-klagomål.docx
+++ b/klagomål/A 22191-2025 FSC-klagomål.docx
@@ -684,7 +684,7 @@
     <w:r>
       <w:tab/>
       <w:tab/>
-      <w:t>2025-08-11</w:t>
+      <w:t>2025-08-12</w:t>
       <w:br/>
       <w:br/>
     </w:r>

--- a/klagomål/A 22191-2025 FSC-klagomål.docx
+++ b/klagomål/A 22191-2025 FSC-klagomål.docx
@@ -684,7 +684,7 @@
     <w:r>
       <w:tab/>
       <w:tab/>
-      <w:t>2025-08-12</w:t>
+      <w:t>2025-08-13</w:t>
       <w:br/>
       <w:br/>
     </w:r>

--- a/klagomål/A 22191-2025 FSC-klagomål.docx
+++ b/klagomål/A 22191-2025 FSC-klagomål.docx
@@ -684,7 +684,7 @@
     <w:r>
       <w:tab/>
       <w:tab/>
-      <w:t>2025-08-13</w:t>
+      <w:t>2025-08-14</w:t>
       <w:br/>
       <w:br/>
     </w:r>

--- a/klagomål/A 22191-2025 FSC-klagomål.docx
+++ b/klagomål/A 22191-2025 FSC-klagomål.docx
@@ -684,7 +684,7 @@
     <w:r>
       <w:tab/>
       <w:tab/>
-      <w:t>2025-08-14</w:t>
+      <w:t>2025-08-15</w:t>
       <w:br/>
       <w:br/>
     </w:r>

--- a/klagomål/A 22191-2025 FSC-klagomål.docx
+++ b/klagomål/A 22191-2025 FSC-klagomål.docx
@@ -684,7 +684,7 @@
     <w:r>
       <w:tab/>
       <w:tab/>
-      <w:t>2025-08-15</w:t>
+      <w:t>2025-08-16</w:t>
       <w:br/>
       <w:br/>
     </w:r>

--- a/klagomål/A 22191-2025 FSC-klagomål.docx
+++ b/klagomål/A 22191-2025 FSC-klagomål.docx
@@ -684,7 +684,7 @@
     <w:r>
       <w:tab/>
       <w:tab/>
-      <w:t>2025-08-16</w:t>
+      <w:t>2025-08-17</w:t>
       <w:br/>
       <w:br/>
     </w:r>

--- a/klagomål/A 22191-2025 FSC-klagomål.docx
+++ b/klagomål/A 22191-2025 FSC-klagomål.docx
@@ -684,7 +684,7 @@
     <w:r>
       <w:tab/>
       <w:tab/>
-      <w:t>2025-08-17</w:t>
+      <w:t>2025-08-18</w:t>
       <w:br/>
       <w:br/>
     </w:r>

--- a/klagomål/A 22191-2025 FSC-klagomål.docx
+++ b/klagomål/A 22191-2025 FSC-klagomål.docx
@@ -684,7 +684,7 @@
     <w:r>
       <w:tab/>
       <w:tab/>
-      <w:t>2025-08-18</w:t>
+      <w:t>2025-08-19</w:t>
       <w:br/>
       <w:br/>
     </w:r>

--- a/klagomål/A 22191-2025 FSC-klagomål.docx
+++ b/klagomål/A 22191-2025 FSC-klagomål.docx
@@ -684,7 +684,7 @@
     <w:r>
       <w:tab/>
       <w:tab/>
-      <w:t>2025-08-19</w:t>
+      <w:t>2025-08-20</w:t>
       <w:br/>
       <w:br/>
     </w:r>

--- a/klagomål/A 22191-2025 FSC-klagomål.docx
+++ b/klagomål/A 22191-2025 FSC-klagomål.docx
@@ -684,7 +684,7 @@
     <w:r>
       <w:tab/>
       <w:tab/>
-      <w:t>2025-08-20</w:t>
+      <w:t>2025-08-21</w:t>
       <w:br/>
       <w:br/>
     </w:r>

--- a/klagomål/A 22191-2025 FSC-klagomål.docx
+++ b/klagomål/A 22191-2025 FSC-klagomål.docx
@@ -684,7 +684,7 @@
     <w:r>
       <w:tab/>
       <w:tab/>
-      <w:t>2025-08-21</w:t>
+      <w:t>2025-08-22</w:t>
       <w:br/>
       <w:br/>
     </w:r>

--- a/klagomål/A 22191-2025 FSC-klagomål.docx
+++ b/klagomål/A 22191-2025 FSC-klagomål.docx
@@ -684,7 +684,7 @@
     <w:r>
       <w:tab/>
       <w:tab/>
-      <w:t>2025-08-22</w:t>
+      <w:t>2025-08-23</w:t>
       <w:br/>
       <w:br/>
     </w:r>

--- a/klagomål/A 22191-2025 FSC-klagomål.docx
+++ b/klagomål/A 22191-2025 FSC-klagomål.docx
@@ -684,7 +684,7 @@
     <w:r>
       <w:tab/>
       <w:tab/>
-      <w:t>2025-08-23</w:t>
+      <w:t>2025-08-24</w:t>
       <w:br/>
       <w:br/>
     </w:r>

--- a/klagomål/A 22191-2025 FSC-klagomål.docx
+++ b/klagomål/A 22191-2025 FSC-klagomål.docx
@@ -684,7 +684,7 @@
     <w:r>
       <w:tab/>
       <w:tab/>
-      <w:t>2025-08-24</w:t>
+      <w:t>2025-08-25</w:t>
       <w:br/>
       <w:br/>
     </w:r>

--- a/klagomål/A 22191-2025 FSC-klagomål.docx
+++ b/klagomål/A 22191-2025 FSC-klagomål.docx
@@ -684,7 +684,7 @@
     <w:r>
       <w:tab/>
       <w:tab/>
-      <w:t>2025-08-25</w:t>
+      <w:t>2025-08-26</w:t>
       <w:br/>
       <w:br/>
     </w:r>

--- a/klagomål/A 22191-2025 FSC-klagomål.docx
+++ b/klagomål/A 22191-2025 FSC-klagomål.docx
@@ -684,7 +684,7 @@
     <w:r>
       <w:tab/>
       <w:tab/>
-      <w:t>2025-08-26</w:t>
+      <w:t>2025-08-30</w:t>
       <w:br/>
       <w:br/>
     </w:r>

--- a/klagomål/A 22191-2025 FSC-klagomål.docx
+++ b/klagomål/A 22191-2025 FSC-klagomål.docx
@@ -684,7 +684,7 @@
     <w:r>
       <w:tab/>
       <w:tab/>
-      <w:t>2025-08-30</w:t>
+      <w:t>2025-08-31</w:t>
       <w:br/>
       <w:br/>
     </w:r>

--- a/klagomål/A 22191-2025 FSC-klagomål.docx
+++ b/klagomål/A 22191-2025 FSC-klagomål.docx
@@ -684,7 +684,7 @@
     <w:r>
       <w:tab/>
       <w:tab/>
-      <w:t>2025-08-31</w:t>
+      <w:t>2025-09-01</w:t>
       <w:br/>
       <w:br/>
     </w:r>

--- a/klagomål/A 22191-2025 FSC-klagomål.docx
+++ b/klagomål/A 22191-2025 FSC-klagomål.docx
@@ -684,7 +684,7 @@
     <w:r>
       <w:tab/>
       <w:tab/>
-      <w:t>2025-09-01</w:t>
+      <w:t>2025-09-04</w:t>
       <w:br/>
       <w:br/>
     </w:r>

--- a/klagomål/A 22191-2025 FSC-klagomål.docx
+++ b/klagomål/A 22191-2025 FSC-klagomål.docx
@@ -684,7 +684,7 @@
     <w:r>
       <w:tab/>
       <w:tab/>
-      <w:t>2025-09-04</w:t>
+      <w:t>2025-09-05</w:t>
       <w:br/>
       <w:br/>
     </w:r>

--- a/klagomål/A 22191-2025 FSC-klagomål.docx
+++ b/klagomål/A 22191-2025 FSC-klagomål.docx
@@ -684,7 +684,7 @@
     <w:r>
       <w:tab/>
       <w:tab/>
-      <w:t>2025-09-05</w:t>
+      <w:t>2025-09-07</w:t>
       <w:br/>
       <w:br/>
     </w:r>

--- a/klagomål/A 22191-2025 FSC-klagomål.docx
+++ b/klagomål/A 22191-2025 FSC-klagomål.docx
@@ -684,7 +684,7 @@
     <w:r>
       <w:tab/>
       <w:tab/>
-      <w:t>2025-09-07</w:t>
+      <w:t>2025-09-08</w:t>
       <w:br/>
       <w:br/>
     </w:r>

--- a/klagomål/A 22191-2025 FSC-klagomål.docx
+++ b/klagomål/A 22191-2025 FSC-klagomål.docx
@@ -684,7 +684,7 @@
     <w:r>
       <w:tab/>
       <w:tab/>
-      <w:t>2025-09-08</w:t>
+      <w:t>2025-09-10</w:t>
       <w:br/>
       <w:br/>
     </w:r>

--- a/klagomål/A 22191-2025 FSC-klagomål.docx
+++ b/klagomål/A 22191-2025 FSC-klagomål.docx
@@ -684,7 +684,7 @@
     <w:r>
       <w:tab/>
       <w:tab/>
-      <w:t>2025-09-10</w:t>
+      <w:t>2025-09-11</w:t>
       <w:br/>
       <w:br/>
     </w:r>

--- a/klagomål/A 22191-2025 FSC-klagomål.docx
+++ b/klagomål/A 22191-2025 FSC-klagomål.docx
@@ -684,7 +684,7 @@
     <w:r>
       <w:tab/>
       <w:tab/>
-      <w:t>2025-09-11</w:t>
+      <w:t>2025-09-12</w:t>
       <w:br/>
       <w:br/>
     </w:r>

--- a/klagomål/A 22191-2025 FSC-klagomål.docx
+++ b/klagomål/A 22191-2025 FSC-klagomål.docx
@@ -684,7 +684,7 @@
     <w:r>
       <w:tab/>
       <w:tab/>
-      <w:t>2025-09-12</w:t>
+      <w:t>2025-09-13</w:t>
       <w:br/>
       <w:br/>
     </w:r>

--- a/klagomål/A 22191-2025 FSC-klagomål.docx
+++ b/klagomål/A 22191-2025 FSC-klagomål.docx
@@ -684,7 +684,7 @@
     <w:r>
       <w:tab/>
       <w:tab/>
-      <w:t>2025-09-13</w:t>
+      <w:t>2025-09-14</w:t>
       <w:br/>
       <w:br/>
     </w:r>

--- a/klagomål/A 22191-2025 FSC-klagomål.docx
+++ b/klagomål/A 22191-2025 FSC-klagomål.docx
@@ -684,7 +684,7 @@
     <w:r>
       <w:tab/>
       <w:tab/>
-      <w:t>2025-09-14</w:t>
+      <w:t>2025-09-15</w:t>
       <w:br/>
       <w:br/>
     </w:r>

--- a/klagomål/A 22191-2025 FSC-klagomål.docx
+++ b/klagomål/A 22191-2025 FSC-klagomål.docx
@@ -684,7 +684,7 @@
     <w:r>
       <w:tab/>
       <w:tab/>
-      <w:t>2025-09-15</w:t>
+      <w:t>2025-09-16</w:t>
       <w:br/>
       <w:br/>
     </w:r>

--- a/klagomål/A 22191-2025 FSC-klagomål.docx
+++ b/klagomål/A 22191-2025 FSC-klagomål.docx
@@ -684,7 +684,7 @@
     <w:r>
       <w:tab/>
       <w:tab/>
-      <w:t>2025-09-16</w:t>
+      <w:t>2025-09-17</w:t>
       <w:br/>
       <w:br/>
     </w:r>

--- a/klagomål/A 22191-2025 FSC-klagomål.docx
+++ b/klagomål/A 22191-2025 FSC-klagomål.docx
@@ -684,7 +684,7 @@
     <w:r>
       <w:tab/>
       <w:tab/>
-      <w:t>2025-09-17</w:t>
+      <w:t>2025-09-18</w:t>
       <w:br/>
       <w:br/>
     </w:r>

--- a/klagomål/A 22191-2025 FSC-klagomål.docx
+++ b/klagomål/A 22191-2025 FSC-klagomål.docx
@@ -684,7 +684,7 @@
     <w:r>
       <w:tab/>
       <w:tab/>
-      <w:t>2025-09-18</w:t>
+      <w:t>2025-09-22</w:t>
       <w:br/>
       <w:br/>
     </w:r>

--- a/klagomål/A 22191-2025 FSC-klagomål.docx
+++ b/klagomål/A 22191-2025 FSC-klagomål.docx
@@ -684,7 +684,7 @@
     <w:r>
       <w:tab/>
       <w:tab/>
-      <w:t>2025-09-22</w:t>
+      <w:t>2025-09-23</w:t>
       <w:br/>
       <w:br/>
     </w:r>

--- a/klagomål/A 22191-2025 FSC-klagomål.docx
+++ b/klagomål/A 22191-2025 FSC-klagomål.docx
@@ -684,7 +684,7 @@
     <w:r>
       <w:tab/>
       <w:tab/>
-      <w:t>2025-09-23</w:t>
+      <w:t>2025-09-24</w:t>
       <w:br/>
       <w:br/>
     </w:r>

--- a/klagomål/A 22191-2025 FSC-klagomål.docx
+++ b/klagomål/A 22191-2025 FSC-klagomål.docx
@@ -684,7 +684,7 @@
     <w:r>
       <w:tab/>
       <w:tab/>
-      <w:t>2025-09-24</w:t>
+      <w:t>2025-09-25</w:t>
       <w:br/>
       <w:br/>
     </w:r>
